--- a/docs/cvs/Enterprise Architect - Mahmoud Salama - FINAL FROZEN.docx
+++ b/docs/cvs/Enterprise Architect - Mahmoud Salama - FINAL FROZEN.docx
@@ -4,59 +4,50 @@
   <w:body>
     <w:p>
       <w:pPr>
-        <w:keepNext/>
-        <w:spacing w:before="0" w:after="40" w:line="245" w:lineRule="auto"/>
-        <w:ind w:left="144"/>
-        <w:jc w:val="left"/>
-        <w:pBdr>
-          <w:left w:val="single" w:sz="20" w:space="4" w:color="7D64A5"/>
-        </w:pBdr>
+        <w:keepNext w:val="0"/>
+        <w:pageBreakBefore w:val="0"/>
+        <w:spacing w:before="0" w:after="10" w:line="240" w:lineRule="auto"/>
+        <w:jc w:val="center"/>
       </w:pPr>
       <w:r>
         <w:rPr>
-          <w:rFonts w:ascii="Aptos Display" w:hAnsi="Aptos Display" w:eastAsia="Arial"/>
+          <w:rFonts w:ascii="Arial" w:hAnsi="Arial" w:eastAsia="Arial"/>
           <w:b/>
-          <w:color w:val="49356D"/>
-          <w:sz w:val="44"/>
+          <w:color w:val="183B56"/>
+          <w:sz w:val="40"/>
         </w:rPr>
         <w:t>MAHMOUD SALAMA</w:t>
       </w:r>
     </w:p>
     <w:p>
       <w:pPr>
-        <w:keepNext/>
-        <w:spacing w:before="0" w:after="40" w:line="245" w:lineRule="auto"/>
-        <w:ind w:left="144"/>
+        <w:keepNext w:val="0"/>
+        <w:pageBreakBefore w:val="0"/>
+        <w:spacing w:before="0" w:after="40" w:line="240" w:lineRule="auto"/>
         <w:jc w:val="center"/>
-        <w:pBdr>
-          <w:left w:val="single" w:sz="20" w:space="4" w:color="7D64A5"/>
-        </w:pBdr>
       </w:pPr>
       <w:r>
         <w:rPr>
-          <w:rFonts w:ascii="Aptos Display" w:hAnsi="Aptos Display" w:eastAsia="Arial"/>
+          <w:rFonts w:ascii="Arial" w:hAnsi="Arial" w:eastAsia="Arial"/>
           <w:b/>
-          <w:color w:val="49356D"/>
-          <w:sz w:val="25"/>
+          <w:color w:val="183B56"/>
+          <w:sz w:val="21"/>
         </w:rPr>
         <w:t>ENTERPRISE ARCHITECT | ENTERPRISE &amp; SOLUTION ARCHITECTURE | PLATFORM, DATA &amp; INTEGRATION GOVERNANCE</w:t>
       </w:r>
     </w:p>
     <w:p>
       <w:pPr>
-        <w:keepNext/>
-        <w:spacing w:before="0" w:after="40" w:line="245" w:lineRule="auto"/>
-        <w:ind w:left="144"/>
+        <w:keepNext w:val="0"/>
+        <w:pageBreakBefore w:val="0"/>
+        <w:spacing w:before="0" w:after="28" w:line="240" w:lineRule="auto"/>
         <w:jc w:val="center"/>
-        <w:pBdr>
-          <w:left w:val="single" w:sz="20" w:space="4" w:color="7D64A5"/>
-        </w:pBdr>
       </w:pPr>
       <w:r>
         <w:rPr>
           <w:rFonts w:ascii="Arial" w:hAnsi="Arial" w:eastAsia="Arial"/>
-          <w:b/>
-          <w:color w:val="7D64A5"/>
+          <w:b w:val="0"/>
+          <w:color w:val="5D6974"/>
           <w:sz w:val="16"/>
         </w:rPr>
         <w:t>Business &amp; Capability Alignment | Current/Target State | Architecture Principles &amp; Standards | Applications, Data, Integration, Security &amp; NFRs</w:t>
@@ -64,29 +55,36 @@
     </w:p>
     <w:p>
       <w:pPr>
-        <w:spacing w:before="0" w:after="40" w:line="245" w:lineRule="auto"/>
+        <w:keepNext w:val="0"/>
+        <w:pageBreakBefore w:val="0"/>
+        <w:spacing w:before="0" w:after="28" w:line="240" w:lineRule="auto"/>
         <w:jc w:val="center"/>
       </w:pPr>
       <w:r>
         <w:rPr>
           <w:rFonts w:ascii="Arial" w:hAnsi="Arial" w:eastAsia="Arial"/>
           <w:b w:val="0"/>
-          <w:color w:val="53616A"/>
-          <w:sz w:val="15"/>
+          <w:color w:val="5D6974"/>
+          <w:sz w:val="16"/>
         </w:rPr>
         <w:t>+20 122 015 6077 | ma7moud.salamaaa@gmail.com | Cairo, Egypt</w:t>
       </w:r>
     </w:p>
     <w:p>
       <w:pPr>
-        <w:spacing w:before="0" w:after="40" w:line="245" w:lineRule="auto"/>
+        <w:keepNext w:val="0"/>
+        <w:pageBreakBefore w:val="0"/>
+        <w:spacing w:before="0" w:after="80" w:line="240" w:lineRule="auto"/>
         <w:jc w:val="center"/>
+        <w:pBdr>
+          <w:bottom w:val="single" w:sz="9" w:space="3" w:color="173B57"/>
+        </w:pBdr>
       </w:pPr>
       <w:r>
         <w:rPr>
           <w:rFonts w:ascii="Arial" w:hAnsi="Arial" w:eastAsia="Arial"/>
           <w:b w:val="0"/>
-          <w:color w:val="5A6570"/>
+          <w:color w:val="5D6974"/>
           <w:sz w:val="16"/>
         </w:rPr>
         <w:t>linkedin.com/in/mahmoud-salama-30249b34 | mahmoud-salama.vercel.app</w:t>
@@ -95,34 +93,34 @@
     <w:p>
       <w:pPr>
         <w:keepNext/>
-        <w:spacing w:before="120" w:after="40" w:line="245" w:lineRule="auto"/>
+        <w:spacing w:before="114" w:after="64" w:line="240" w:lineRule="auto"/>
+        <w:pageBreakBefore w:val="0"/>
         <w:pBdr>
-          <w:bottom w:val="single" w:sz="5" w:space="1" w:color="C7D6DB"/>
-          <w:left w:val="single" w:sz="16" w:space="3" w:color="7D64A5"/>
+          <w:bottom w:val="single" w:sz="5" w:space="3" w:color="B8C5D1"/>
         </w:pBdr>
-        <w:keepLines/>
-        <w:ind w:left="101"/>
       </w:pPr>
       <w:r>
         <w:rPr>
-          <w:rFonts w:ascii="Aptos Display" w:hAnsi="Aptos Display" w:eastAsia="Arial"/>
+          <w:rFonts w:ascii="Arial" w:hAnsi="Arial" w:eastAsia="Arial"/>
           <w:b/>
-          <w:color w:val="49356D"/>
-          <w:sz w:val="18"/>
+          <w:color w:val="183B56"/>
+          <w:sz w:val="19"/>
         </w:rPr>
         <w:t>PROFESSIONAL PROFILE</w:t>
       </w:r>
     </w:p>
     <w:p>
       <w:pPr>
-        <w:spacing w:before="0" w:after="40" w:line="245" w:lineRule="auto"/>
+        <w:keepNext w:val="0"/>
+        <w:pageBreakBefore w:val="0"/>
+        <w:spacing w:before="0" w:after="56" w:line="240" w:lineRule="auto"/>
       </w:pPr>
       <w:r>
         <w:rPr>
           <w:rFonts w:ascii="Arial" w:hAnsi="Arial" w:eastAsia="Arial"/>
           <w:i w:val="0"/>
           <w:color w:val="111111"/>
-          <w:sz w:val="16"/>
+          <w:sz w:val="18"/>
         </w:rPr>
         <w:t>Enterprise and solution architecture leader with 18+ years connecting business capabilities, operating priorities, applications, data, integration, security and delivery into practical current-to-target-state roadmaps. Combines hands-on C#/.NET engineering with architecture governance, platform modernization, multi-tenant/configurable design, shared services, API/integration standards, data governance, NFRs and enterprise technology decision support across national-scale government ecosystems in Egypt and Oman.</w:t>
       </w:r>
@@ -130,34 +128,34 @@
     <w:p>
       <w:pPr>
         <w:keepNext/>
-        <w:spacing w:before="120" w:after="40" w:line="245" w:lineRule="auto"/>
+        <w:spacing w:before="114" w:after="64" w:line="240" w:lineRule="auto"/>
+        <w:pageBreakBefore w:val="0"/>
         <w:pBdr>
-          <w:bottom w:val="single" w:sz="5" w:space="1" w:color="C7D6DB"/>
-          <w:left w:val="single" w:sz="16" w:space="3" w:color="7D64A5"/>
+          <w:bottom w:val="single" w:sz="5" w:space="3" w:color="B8C5D1"/>
         </w:pBdr>
-        <w:keepLines/>
-        <w:ind w:left="101"/>
       </w:pPr>
       <w:r>
         <w:rPr>
-          <w:rFonts w:ascii="Aptos Display" w:hAnsi="Aptos Display" w:eastAsia="Arial"/>
+          <w:rFonts w:ascii="Arial" w:hAnsi="Arial" w:eastAsia="Arial"/>
           <w:b/>
-          <w:color w:val="49356D"/>
-          <w:sz w:val="18"/>
+          <w:color w:val="183B56"/>
+          <w:sz w:val="19"/>
         </w:rPr>
         <w:t>CORE LEADERSHIP AREAS</w:t>
       </w:r>
     </w:p>
     <w:p>
       <w:pPr>
-        <w:spacing w:before="0" w:after="40" w:line="245" w:lineRule="auto"/>
+        <w:keepNext w:val="0"/>
+        <w:pageBreakBefore w:val="0"/>
+        <w:spacing w:before="0" w:after="56" w:line="240" w:lineRule="auto"/>
       </w:pPr>
       <w:r>
         <w:rPr>
           <w:rFonts w:ascii="Arial" w:hAnsi="Arial" w:eastAsia="Arial"/>
           <w:i w:val="0"/>
           <w:color w:val="123B4A"/>
-          <w:sz w:val="16"/>
+          <w:sz w:val="18"/>
         </w:rPr>
         <w:t>Enterprise Architecture Strategy | Solution Architecture | Target-State Architecture | Architecture Governance | Application &amp; Platform Modernization | API &amp; Integration Architecture | Data Architecture &amp; Governance | Security, Resilience &amp; IT Risk</w:t>
       </w:r>
@@ -165,133 +163,137 @@
     <w:p>
       <w:pPr>
         <w:keepNext/>
-        <w:spacing w:before="120" w:after="40" w:line="245" w:lineRule="auto"/>
+        <w:spacing w:before="114" w:after="64" w:line="240" w:lineRule="auto"/>
+        <w:pageBreakBefore w:val="0"/>
         <w:pBdr>
-          <w:bottom w:val="single" w:sz="5" w:space="1" w:color="C7D6DB"/>
-          <w:left w:val="single" w:sz="16" w:space="3" w:color="7D64A5"/>
+          <w:bottom w:val="single" w:sz="5" w:space="3" w:color="B8C5D1"/>
         </w:pBdr>
-        <w:keepLines/>
-        <w:ind w:left="101"/>
       </w:pPr>
       <w:r>
         <w:rPr>
-          <w:rFonts w:ascii="Aptos Display" w:hAnsi="Aptos Display" w:eastAsia="Arial"/>
+          <w:rFonts w:ascii="Arial" w:hAnsi="Arial" w:eastAsia="Arial"/>
           <w:b/>
-          <w:color w:val="49356D"/>
-          <w:sz w:val="18"/>
+          <w:color w:val="183B56"/>
+          <w:sz w:val="19"/>
         </w:rPr>
         <w:t>SELECTED CAREER IMPACT</w:t>
       </w:r>
     </w:p>
     <w:p>
       <w:pPr>
-        <w:spacing w:before="0" w:after="24" w:line="245" w:lineRule="auto"/>
-        <w:ind w:left="202" w:hanging="144"/>
-        <w:keepLines/>
+        <w:keepNext w:val="0"/>
+        <w:pageBreakBefore w:val="0"/>
+        <w:spacing w:before="0" w:after="53" w:line="240" w:lineRule="auto"/>
+        <w:ind w:left="245" w:hanging="173"/>
       </w:pPr>
       <w:r>
         <w:rPr>
           <w:rFonts w:ascii="Arial" w:hAnsi="Arial" w:eastAsia="Arial"/>
-          <w:b/>
-          <w:color w:val="7D64A5"/>
-          <w:sz w:val="16"/>
+          <w:b w:val="0"/>
+          <w:color w:val="262F38"/>
+          <w:sz w:val="18"/>
         </w:rPr>
-        <w:t>• Govern enterprise and solution architecture for a national procurement ecosystem serving ~60K users, ~90K facilities/entities and ~300 suppliers, strengthening consistency across applications, data, integrations and governance.</w:t>
+        <w:t>• Govern architecture for a national procurement ecosystem serving ~60K users, ~90K facilities/entities and ~300 suppliers.</w:t>
       </w:r>
       <w:r>
         <w:rPr>
           <w:rFonts w:ascii="Arial" w:hAnsi="Arial" w:eastAsia="Arial"/>
-          <w:color w:val="111111"/>
-          <w:sz w:val="16"/>
+          <w:b w:val="0"/>
+          <w:color w:val="262F38"/>
+          <w:sz w:val="18"/>
         </w:rPr>
       </w:r>
     </w:p>
     <w:p>
       <w:pPr>
-        <w:spacing w:before="0" w:after="24" w:line="245" w:lineRule="auto"/>
-        <w:ind w:left="202" w:hanging="144"/>
-        <w:keepLines/>
+        <w:keepNext w:val="0"/>
+        <w:pageBreakBefore w:val="0"/>
+        <w:spacing w:before="0" w:after="53" w:line="240" w:lineRule="auto"/>
+        <w:ind w:left="245" w:hanging="173"/>
       </w:pPr>
       <w:r>
         <w:rPr>
           <w:rFonts w:ascii="Arial" w:hAnsi="Arial" w:eastAsia="Arial"/>
-          <w:b/>
-          <w:color w:val="7D64A5"/>
-          <w:sz w:val="16"/>
+          <w:b w:val="0"/>
+          <w:color w:val="262F38"/>
+          <w:sz w:val="18"/>
         </w:rPr>
-        <w:t>• Shape current-to-target-state architecture for core procurement operations at ~1M transactions/month, aligning platform, data, reporting, integration, validation, security and resilience requirements.</w:t>
+        <w:t>• Govern architecture at national scale for a procurement ecosystem supporting ~1M transactions/month, with enterprise data, reporting, integration and validation capabilities.</w:t>
       </w:r>
       <w:r>
         <w:rPr>
           <w:rFonts w:ascii="Arial" w:hAnsi="Arial" w:eastAsia="Arial"/>
-          <w:color w:val="111111"/>
-          <w:sz w:val="16"/>
+          <w:b w:val="0"/>
+          <w:color w:val="262F38"/>
+          <w:sz w:val="18"/>
         </w:rPr>
       </w:r>
     </w:p>
     <w:p>
       <w:pPr>
-        <w:spacing w:before="0" w:after="24" w:line="245" w:lineRule="auto"/>
-        <w:ind w:left="202" w:hanging="144"/>
-        <w:keepLines/>
+        <w:keepNext w:val="0"/>
+        <w:pageBreakBefore w:val="0"/>
+        <w:spacing w:before="0" w:after="53" w:line="240" w:lineRule="auto"/>
+        <w:ind w:left="245" w:hanging="173"/>
       </w:pPr>
       <w:r>
         <w:rPr>
           <w:rFonts w:ascii="Arial" w:hAnsi="Arial" w:eastAsia="Arial"/>
-          <w:b/>
-          <w:color w:val="7D64A5"/>
-          <w:sz w:val="16"/>
+          <w:b w:val="0"/>
+          <w:color w:val="262F38"/>
+          <w:sz w:val="18"/>
         </w:rPr>
         <w:t>• Led delivery and contributed hands-on across 15+ enterprise/e-government platforms in Oman, including the National Educational Portal serving ~1M users and Sultan Qaboos Award-winning Ministry of Education Recruitment System.</w:t>
       </w:r>
       <w:r>
         <w:rPr>
           <w:rFonts w:ascii="Arial" w:hAnsi="Arial" w:eastAsia="Arial"/>
-          <w:color w:val="111111"/>
-          <w:sz w:val="16"/>
+          <w:b w:val="0"/>
+          <w:color w:val="262F38"/>
+          <w:sz w:val="18"/>
         </w:rPr>
       </w:r>
     </w:p>
     <w:p>
       <w:pPr>
-        <w:spacing w:before="0" w:after="24" w:line="245" w:lineRule="auto"/>
-        <w:ind w:left="202" w:hanging="144"/>
-        <w:keepLines/>
+        <w:keepNext w:val="0"/>
+        <w:pageBreakBefore w:val="0"/>
+        <w:spacing w:before="0" w:after="53" w:line="240" w:lineRule="auto"/>
+        <w:ind w:left="245" w:hanging="173"/>
       </w:pPr>
       <w:r>
         <w:rPr>
           <w:rFonts w:ascii="Arial" w:hAnsi="Arial" w:eastAsia="Arial"/>
-          <w:b/>
-          <w:color w:val="7D64A5"/>
-          <w:sz w:val="16"/>
+          <w:b w:val="0"/>
+          <w:color w:val="262F38"/>
+          <w:sz w:val="18"/>
         </w:rPr>
         <w:t>• Standardized reusable application, integration, data and governance patterns across a broad delivery portfolio, strengthening consistency, interoperability, auditability and maintainability.</w:t>
       </w:r>
       <w:r>
         <w:rPr>
           <w:rFonts w:ascii="Arial" w:hAnsi="Arial" w:eastAsia="Arial"/>
-          <w:color w:val="111111"/>
-          <w:sz w:val="16"/>
+          <w:b w:val="0"/>
+          <w:color w:val="262F38"/>
+          <w:sz w:val="18"/>
         </w:rPr>
       </w:r>
     </w:p>
     <w:p>
       <w:pPr>
         <w:keepNext/>
-        <w:spacing w:before="120" w:after="40" w:line="245" w:lineRule="auto"/>
+        <w:spacing w:before="114" w:after="64" w:line="240" w:lineRule="auto"/>
+        <w:pageBreakBefore w:val="0"/>
         <w:pBdr>
-          <w:bottom w:val="single" w:sz="5" w:space="1" w:color="C7D6DB"/>
-          <w:left w:val="single" w:sz="16" w:space="3" w:color="7D64A5"/>
+          <w:bottom w:val="single" w:sz="5" w:space="3" w:color="B8C5D1"/>
         </w:pBdr>
-        <w:keepLines/>
-        <w:ind w:left="101"/>
       </w:pPr>
       <w:r>
         <w:rPr>
-          <w:rFonts w:ascii="Aptos Display" w:hAnsi="Aptos Display" w:eastAsia="Arial"/>
+          <w:rFonts w:ascii="Arial" w:hAnsi="Arial" w:eastAsia="Arial"/>
           <w:b/>
-          <w:color w:val="49356D"/>
-          <w:sz w:val="18"/>
+          <w:color w:val="183B56"/>
+          <w:sz w:val="19"/>
         </w:rPr>
         <w:t>PROFESSIONAL EXPERIENCE</w:t>
       </w:r>
@@ -299,44 +301,46 @@
     <w:p>
       <w:pPr>
         <w:keepNext/>
+        <w:pageBreakBefore w:val="0"/>
         <w:tabs>
-          <w:tab w:pos="10440" w:val="right"/>
+          <w:tab w:pos="10080" w:val="right"/>
         </w:tabs>
-        <w:spacing w:before="100" w:after="0" w:line="245" w:lineRule="auto"/>
-        <w:keepLines/>
+        <w:spacing w:before="84" w:after="18" w:line="240" w:lineRule="auto"/>
       </w:pPr>
       <w:r>
         <w:rPr>
-          <w:rFonts w:ascii="Arial" w:hAnsi="Arial" w:eastAsia="Arial"/>
+          <w:rFonts w:ascii="Arial" w:hAnsi="Arial"/>
           <w:b/>
-          <w:color w:val="49356D"/>
-          <w:sz w:val="17"/>
+          <w:color w:val="183B56"/>
+          <w:sz w:val="18"/>
         </w:rPr>
         <w:t>The Egyptian Authority for Unified Procurement, Medical Supply and Management of Medical Technology (UPA) | Cairo, Egypt</w:t>
       </w:r>
       <w:r>
+        <w:tab/>
+      </w:r>
+      <w:r>
         <w:rPr>
-          <w:rFonts w:ascii="Arial" w:hAnsi="Arial" w:eastAsia="Arial"/>
+          <w:rFonts w:ascii="Arial" w:hAnsi="Arial"/>
           <w:b/>
-          <w:color w:val="49356D"/>
+          <w:color w:val="46525E"/>
           <w:sz w:val="17"/>
         </w:rPr>
-        <w:tab/>
         <w:t>05/2025 - Present</w:t>
       </w:r>
     </w:p>
     <w:p>
       <w:pPr>
         <w:keepNext/>
-        <w:spacing w:before="0" w:after="20" w:line="245" w:lineRule="auto"/>
-        <w:keepLines/>
+        <w:pageBreakBefore w:val="0"/>
+        <w:spacing w:before="0" w:after="28" w:line="240" w:lineRule="auto"/>
       </w:pPr>
       <w:r>
         <w:rPr>
           <w:rFonts w:ascii="Arial" w:hAnsi="Arial" w:eastAsia="Arial"/>
           <w:b/>
-          <w:color w:val="7D64A5"/>
-          <w:sz w:val="17"/>
+          <w:color w:val="183B56"/>
+          <w:sz w:val="18"/>
         </w:rPr>
         <w:t>Head of the Central Administration for Information Systems &amp; Digital Transformation</w:t>
       </w:r>
@@ -344,476 +348,506 @@
     <w:p>
       <w:pPr>
         <w:keepNext/>
-        <w:spacing w:before="0" w:after="40" w:line="245" w:lineRule="auto"/>
+        <w:pageBreakBefore w:val="0"/>
+        <w:spacing w:before="0" w:after="44" w:line="240" w:lineRule="auto"/>
       </w:pPr>
       <w:r>
         <w:rPr>
           <w:rFonts w:ascii="Arial" w:hAnsi="Arial" w:eastAsia="Arial"/>
           <w:b w:val="0"/>
           <w:i/>
-          <w:color w:val="5E6B72"/>
-          <w:sz w:val="15"/>
+          <w:color w:val="5D6974"/>
+          <w:sz w:val="16"/>
         </w:rPr>
         <w:t>Scope: Enterprise Architecture | Target-State Roadmaps | Platform, Data, Integration &amp; Governance</w:t>
       </w:r>
     </w:p>
     <w:p>
       <w:pPr>
-        <w:spacing w:before="0" w:after="24" w:line="245" w:lineRule="auto"/>
-        <w:ind w:left="202" w:hanging="144"/>
-        <w:keepLines/>
+        <w:keepNext w:val="0"/>
+        <w:pageBreakBefore w:val="0"/>
+        <w:spacing w:before="0" w:after="53" w:line="240" w:lineRule="auto"/>
+        <w:ind w:left="245" w:hanging="173"/>
       </w:pPr>
       <w:r>
         <w:rPr>
           <w:rFonts w:ascii="Arial" w:hAnsi="Arial" w:eastAsia="Arial"/>
-          <w:b/>
-          <w:color w:val="7D64A5"/>
-          <w:sz w:val="16"/>
+          <w:b w:val="0"/>
+          <w:color w:val="262F38"/>
+          <w:sz w:val="18"/>
         </w:rPr>
         <w:t>• Translate enterprise priorities and business capabilities into current/target-state application, data, integration, security and platform roadmaps for a unified national procurement environment.</w:t>
       </w:r>
       <w:r>
         <w:rPr>
           <w:rFonts w:ascii="Arial" w:hAnsi="Arial" w:eastAsia="Arial"/>
-          <w:color w:val="111111"/>
-          <w:sz w:val="16"/>
+          <w:b w:val="0"/>
+          <w:color w:val="262F38"/>
+          <w:sz w:val="18"/>
         </w:rPr>
       </w:r>
     </w:p>
     <w:p>
       <w:pPr>
-        <w:spacing w:before="0" w:after="24" w:line="245" w:lineRule="auto"/>
-        <w:ind w:left="202" w:hanging="144"/>
-        <w:keepLines/>
+        <w:keepNext w:val="0"/>
+        <w:pageBreakBefore w:val="0"/>
+        <w:spacing w:before="0" w:after="53" w:line="240" w:lineRule="auto"/>
+        <w:ind w:left="245" w:hanging="173"/>
       </w:pPr>
       <w:r>
         <w:rPr>
           <w:rFonts w:ascii="Arial" w:hAnsi="Arial" w:eastAsia="Arial"/>
-          <w:b/>
-          <w:color w:val="7D64A5"/>
-          <w:sz w:val="16"/>
+          <w:b w:val="0"/>
+          <w:color w:val="262F38"/>
+          <w:sz w:val="18"/>
         </w:rPr>
         <w:t>• Govern architecture across configurable, modular and API-first platform capabilities, including shared services, RBAC, workflow/rules, DMS/archiving, auditability, publishing, reporting and support services.</w:t>
       </w:r>
       <w:r>
         <w:rPr>
           <w:rFonts w:ascii="Arial" w:hAnsi="Arial" w:eastAsia="Arial"/>
-          <w:color w:val="111111"/>
-          <w:sz w:val="16"/>
+          <w:b w:val="0"/>
+          <w:color w:val="262F38"/>
+          <w:sz w:val="18"/>
         </w:rPr>
       </w:r>
     </w:p>
     <w:p>
       <w:pPr>
-        <w:spacing w:before="0" w:after="24" w:line="245" w:lineRule="auto"/>
-        <w:ind w:left="202" w:hanging="144"/>
-        <w:keepLines/>
+        <w:keepNext w:val="0"/>
+        <w:pageBreakBefore w:val="0"/>
+        <w:spacing w:before="0" w:after="53" w:line="240" w:lineRule="auto"/>
+        <w:ind w:left="245" w:hanging="173"/>
       </w:pPr>
       <w:r>
         <w:rPr>
           <w:rFonts w:ascii="Arial" w:hAnsi="Arial" w:eastAsia="Arial"/>
-          <w:b/>
-          <w:color w:val="7D64A5"/>
-          <w:sz w:val="16"/>
+          <w:b w:val="0"/>
+          <w:color w:val="262F38"/>
+          <w:sz w:val="18"/>
         </w:rPr>
         <w:t>• Define and review architecture principles, standards, application boundaries, integration patterns/API contracts, data mappings, NFRs, security controls, performance, resilience, observability and service-transition expectations.</w:t>
       </w:r>
     </w:p>
     <w:p>
       <w:pPr>
-        <w:spacing w:before="0" w:after="24" w:line="245" w:lineRule="auto"/>
-        <w:ind w:left="202" w:hanging="144"/>
-        <w:keepLines/>
+        <w:keepNext w:val="0"/>
+        <w:pageBreakBefore w:val="0"/>
+        <w:spacing w:before="0" w:after="53" w:line="240" w:lineRule="auto"/>
+        <w:ind w:left="245" w:hanging="173"/>
       </w:pPr>
       <w:r>
         <w:rPr>
           <w:rFonts w:ascii="Arial" w:hAnsi="Arial" w:eastAsia="Arial"/>
-          <w:b/>
-          <w:color w:val="7D64A5"/>
-          <w:sz w:val="16"/>
+          <w:b w:val="0"/>
+          <w:color w:val="262F38"/>
+          <w:sz w:val="18"/>
         </w:rPr>
         <w:t>• Lead architecture reviews and decision governance across the SDLC, translating requirements into solution boundaries, data structures, integration contracts, release controls, transition roadmaps and modernization decisions.</w:t>
       </w:r>
       <w:r>
         <w:rPr>
           <w:rFonts w:ascii="Arial" w:hAnsi="Arial" w:eastAsia="Arial"/>
-          <w:color w:val="111111"/>
-          <w:sz w:val="16"/>
+          <w:b w:val="0"/>
+          <w:color w:val="262F38"/>
+          <w:sz w:val="18"/>
         </w:rPr>
       </w:r>
     </w:p>
     <w:p>
       <w:pPr>
-        <w:spacing w:before="0" w:after="24" w:line="245" w:lineRule="auto"/>
-        <w:ind w:left="202" w:hanging="144"/>
-        <w:keepLines/>
+        <w:keepNext w:val="0"/>
+        <w:pageBreakBefore w:val="0"/>
+        <w:spacing w:before="0" w:after="53" w:line="240" w:lineRule="auto"/>
+        <w:ind w:left="245" w:hanging="173"/>
       </w:pPr>
       <w:r>
         <w:rPr>
           <w:rFonts w:ascii="Arial" w:hAnsi="Arial" w:eastAsia="Arial"/>
-          <w:b/>
-          <w:color w:val="7D64A5"/>
-          <w:sz w:val="16"/>
+          <w:b w:val="0"/>
+          <w:color w:val="262F38"/>
+          <w:sz w:val="18"/>
         </w:rPr>
         <w:t>• Align business stakeholders, engineering, analysis, QA, infrastructure/security, support, vendors and implementation partners around architecture decisions, ownership, standards and implementation guardrails.</w:t>
       </w:r>
     </w:p>
     <w:p>
       <w:pPr>
-        <w:spacing w:line="245" w:lineRule="auto" w:after="40"/>
+        <w:pageBreakBefore w:val="0"/>
+      </w:pPr>
+      <w:r/>
+    </w:p>
+    <w:p>
+      <w:pPr>
+        <w:keepNext w:val="0"/>
+        <w:pageBreakBefore w:val="0"/>
+        <w:tabs>
+          <w:tab w:pos="10080" w:val="right"/>
+        </w:tabs>
+        <w:spacing w:before="50" w:after="56" w:line="240" w:lineRule="auto"/>
       </w:pPr>
       <w:r>
         <w:rPr>
-          <w:sz w:val="16"/>
-        </w:rPr>
-        <w:br w:type="page"/>
-      </w:r>
-    </w:p>
-    <w:p>
-      <w:pPr>
-        <w:keepNext/>
-        <w:tabs>
-          <w:tab w:pos="10440" w:val="right"/>
-        </w:tabs>
-        <w:spacing w:before="100" w:after="0" w:line="245" w:lineRule="auto"/>
-        <w:keepLines/>
-      </w:pPr>
-      <w:r>
-        <w:rPr>
-          <w:rFonts w:ascii="Arial" w:hAnsi="Arial" w:eastAsia="Arial"/>
+          <w:rFonts w:ascii="Arial" w:hAnsi="Arial"/>
           <w:b/>
-          <w:color w:val="49356D"/>
-          <w:sz w:val="17"/>
+          <w:color w:val="183B56"/>
+          <w:sz w:val="18"/>
         </w:rPr>
         <w:t>The Egyptian Authority for Unified Procurement, Medical Supply and Management of Medical Technology (UPA) | Cairo, Egypt</w:t>
       </w:r>
       <w:r>
+        <w:tab/>
+      </w:r>
+      <w:r>
         <w:rPr>
-          <w:rFonts w:ascii="Arial" w:hAnsi="Arial" w:eastAsia="Arial"/>
+          <w:rFonts w:ascii="Arial" w:hAnsi="Arial"/>
           <w:b/>
-          <w:color w:val="49356D"/>
+          <w:color w:val="46525E"/>
           <w:sz w:val="17"/>
         </w:rPr>
-        <w:tab/>
         <w:t>10/2020 - 05/2025</w:t>
       </w:r>
     </w:p>
     <w:p>
       <w:pPr>
         <w:keepNext/>
-        <w:spacing w:before="0" w:after="20" w:line="245" w:lineRule="auto"/>
-        <w:keepLines/>
+        <w:pageBreakBefore w:val="0"/>
+        <w:spacing w:before="0" w:after="28" w:line="240" w:lineRule="auto"/>
       </w:pPr>
       <w:r>
         <w:rPr>
           <w:rFonts w:ascii="Arial" w:hAnsi="Arial" w:eastAsia="Arial"/>
           <w:b/>
-          <w:color w:val="7D64A5"/>
-          <w:sz w:val="17"/>
+          <w:color w:val="183B56"/>
+          <w:sz w:val="18"/>
         </w:rPr>
         <w:t>General Manager - Systems, Applications &amp; Technical Support</w:t>
       </w:r>
     </w:p>
     <w:p>
       <w:pPr>
-        <w:spacing w:before="0" w:after="24" w:line="245" w:lineRule="auto"/>
-        <w:ind w:left="202" w:hanging="144"/>
-        <w:keepLines/>
+        <w:keepNext w:val="0"/>
+        <w:pageBreakBefore w:val="0"/>
+        <w:spacing w:before="0" w:after="53" w:line="240" w:lineRule="auto"/>
+        <w:ind w:left="245" w:hanging="173"/>
       </w:pPr>
       <w:r>
         <w:rPr>
           <w:rFonts w:ascii="Arial" w:hAnsi="Arial" w:eastAsia="Arial"/>
-          <w:b/>
-          <w:color w:val="7D64A5"/>
-          <w:sz w:val="16"/>
+          <w:b w:val="0"/>
+          <w:color w:val="262F38"/>
+          <w:sz w:val="18"/>
         </w:rPr>
         <w:t>• Applied architecture and systems-analysis practices to modernize procurement, medical-supply, inventory, reporting, CMS/publishing and enterprise workflow capabilities while maintaining operational continuity.</w:t>
       </w:r>
       <w:r>
         <w:rPr>
           <w:rFonts w:ascii="Arial" w:hAnsi="Arial" w:eastAsia="Arial"/>
-          <w:color w:val="111111"/>
-          <w:sz w:val="16"/>
+          <w:b w:val="0"/>
+          <w:color w:val="262F38"/>
+          <w:sz w:val="18"/>
         </w:rPr>
       </w:r>
     </w:p>
     <w:p>
       <w:pPr>
-        <w:spacing w:before="0" w:after="24" w:line="245" w:lineRule="auto"/>
-        <w:ind w:left="202" w:hanging="144"/>
-        <w:keepLines/>
+        <w:keepNext w:val="0"/>
+        <w:pageBreakBefore w:val="0"/>
+        <w:spacing w:before="0" w:after="53" w:line="240" w:lineRule="auto"/>
+        <w:ind w:left="245" w:hanging="173"/>
       </w:pPr>
       <w:r>
         <w:rPr>
           <w:rFonts w:ascii="Arial" w:hAnsi="Arial" w:eastAsia="Arial"/>
-          <w:b/>
-          <w:color w:val="7D64A5"/>
-          <w:sz w:val="16"/>
+          <w:b w:val="0"/>
+          <w:color w:val="262F38"/>
+          <w:sz w:val="18"/>
         </w:rPr>
         <w:t>• Converted manual processes into configurable digital workflows with clearer rules, approvals, auditability, role/data-level access, data controls and support ownership.</w:t>
       </w:r>
       <w:r>
         <w:rPr>
           <w:rFonts w:ascii="Arial" w:hAnsi="Arial" w:eastAsia="Arial"/>
-          <w:color w:val="111111"/>
-          <w:sz w:val="16"/>
+          <w:b w:val="0"/>
+          <w:color w:val="262F38"/>
+          <w:sz w:val="18"/>
         </w:rPr>
       </w:r>
     </w:p>
     <w:p>
       <w:pPr>
-        <w:spacing w:before="0" w:after="24" w:line="245" w:lineRule="auto"/>
-        <w:ind w:left="202" w:hanging="144"/>
-        <w:keepLines/>
+        <w:keepNext w:val="0"/>
+        <w:pageBreakBefore w:val="0"/>
+        <w:spacing w:before="0" w:after="53" w:line="240" w:lineRule="auto"/>
+        <w:ind w:left="245" w:hanging="173"/>
       </w:pPr>
       <w:r>
         <w:rPr>
           <w:rFonts w:ascii="Arial" w:hAnsi="Arial" w:eastAsia="Arial"/>
-          <w:b/>
-          <w:color w:val="7D64A5"/>
-          <w:sz w:val="16"/>
+          <w:b w:val="0"/>
+          <w:color w:val="262F38"/>
+          <w:sz w:val="18"/>
         </w:rPr>
         <w:t>• Strengthened architecture and engineering standards, design reviews, documentation, integration discipline, QA/release gates and production-support practices.</w:t>
       </w:r>
       <w:r>
         <w:rPr>
           <w:rFonts w:ascii="Arial" w:hAnsi="Arial" w:eastAsia="Arial"/>
-          <w:color w:val="111111"/>
-          <w:sz w:val="16"/>
+          <w:b w:val="0"/>
+          <w:color w:val="262F38"/>
+          <w:sz w:val="18"/>
         </w:rPr>
       </w:r>
     </w:p>
     <w:p>
       <w:pPr>
-        <w:spacing w:before="0" w:after="24" w:line="245" w:lineRule="auto"/>
-        <w:ind w:left="202" w:hanging="144"/>
-        <w:keepLines/>
+        <w:keepNext w:val="0"/>
+        <w:pageBreakBefore w:val="0"/>
+        <w:spacing w:before="0" w:after="53" w:line="240" w:lineRule="auto"/>
+        <w:ind w:left="245" w:hanging="173"/>
       </w:pPr>
       <w:r>
         <w:rPr>
           <w:rFonts w:ascii="Arial" w:hAnsi="Arial" w:eastAsia="Arial"/>
-          <w:b/>
-          <w:color w:val="7D64A5"/>
-          <w:sz w:val="16"/>
+          <w:b w:val="0"/>
+          <w:color w:val="262F38"/>
+          <w:sz w:val="18"/>
         </w:rPr>
         <w:t>• Coordinated architecture, data, integration, compliance, rollout and operational-readiness decisions across initiatives involving multiple agencies, including National Pharmaceutical Track &amp; Trace.</w:t>
       </w:r>
       <w:r>
         <w:rPr>
           <w:rFonts w:ascii="Arial" w:hAnsi="Arial" w:eastAsia="Arial"/>
-          <w:color w:val="111111"/>
-          <w:sz w:val="16"/>
+          <w:b w:val="0"/>
+          <w:color w:val="262F38"/>
+          <w:sz w:val="18"/>
         </w:rPr>
       </w:r>
     </w:p>
     <w:p>
       <w:pPr>
-        <w:keepNext/>
+        <w:keepNext w:val="0"/>
+        <w:pageBreakBefore w:val="0"/>
         <w:tabs>
-          <w:tab w:pos="10440" w:val="right"/>
+          <w:tab w:pos="10080" w:val="right"/>
         </w:tabs>
-        <w:spacing w:before="100" w:after="0" w:line="245" w:lineRule="auto"/>
-        <w:keepLines/>
+        <w:spacing w:before="50" w:after="56" w:line="240" w:lineRule="auto"/>
       </w:pPr>
       <w:r>
         <w:rPr>
-          <w:rFonts w:ascii="Arial" w:hAnsi="Arial" w:eastAsia="Arial"/>
+          <w:rFonts w:ascii="Arial" w:hAnsi="Arial"/>
           <w:b/>
-          <w:color w:val="49356D"/>
-          <w:sz w:val="17"/>
+          <w:color w:val="183B56"/>
+          <w:sz w:val="18"/>
         </w:rPr>
         <w:t>Integral Solutions LLC | Muscat, Oman</w:t>
       </w:r>
       <w:r>
+        <w:tab/>
+      </w:r>
+      <w:r>
         <w:rPr>
-          <w:rFonts w:ascii="Arial" w:hAnsi="Arial" w:eastAsia="Arial"/>
+          <w:rFonts w:ascii="Arial" w:hAnsi="Arial"/>
           <w:b/>
-          <w:color w:val="49356D"/>
+          <w:color w:val="46525E"/>
           <w:sz w:val="17"/>
         </w:rPr>
-        <w:tab/>
         <w:t>05/2016 - 10/2020</w:t>
       </w:r>
     </w:p>
     <w:p>
       <w:pPr>
         <w:keepNext/>
-        <w:spacing w:before="0" w:after="20" w:line="245" w:lineRule="auto"/>
-        <w:keepLines/>
+        <w:pageBreakBefore w:val="0"/>
+        <w:spacing w:before="0" w:after="28" w:line="240" w:lineRule="auto"/>
       </w:pPr>
       <w:r>
         <w:rPr>
           <w:rFonts w:ascii="Arial" w:hAnsi="Arial" w:eastAsia="Arial"/>
           <w:b/>
-          <w:color w:val="7D64A5"/>
-          <w:sz w:val="17"/>
+          <w:color w:val="183B56"/>
+          <w:sz w:val="18"/>
         </w:rPr>
         <w:t>Development Team Leader &amp; Senior Full-Stack Developer | Government Client Assignments</w:t>
       </w:r>
     </w:p>
     <w:p>
       <w:pPr>
-        <w:spacing w:before="0" w:after="24" w:line="245" w:lineRule="auto"/>
-        <w:ind w:left="202" w:hanging="144"/>
-        <w:keepLines/>
+        <w:keepNext w:val="0"/>
+        <w:pageBreakBefore w:val="0"/>
+        <w:spacing w:before="0" w:after="53" w:line="240" w:lineRule="auto"/>
+        <w:ind w:left="245" w:hanging="173"/>
       </w:pPr>
       <w:r>
         <w:rPr>
           <w:rFonts w:ascii="Arial" w:hAnsi="Arial" w:eastAsia="Arial"/>
-          <w:b/>
-          <w:color w:val="7D64A5"/>
-          <w:sz w:val="16"/>
+          <w:b w:val="0"/>
+          <w:color w:val="262F38"/>
+          <w:sz w:val="18"/>
         </w:rPr>
         <w:t>• Led a 10+ developer team while remaining hands-on across 15+ enterprise/e-government platforms in Oman, including the National Educational Portal serving ~1M users, Maktabi/Morasalat Electronic Correspondence and Sultan Qaboos Award-winning Ministry of Education Recruitment System.</w:t>
       </w:r>
       <w:r>
         <w:rPr>
           <w:rFonts w:ascii="Arial" w:hAnsi="Arial" w:eastAsia="Arial"/>
-          <w:color w:val="111111"/>
-          <w:sz w:val="16"/>
+          <w:b w:val="0"/>
+          <w:color w:val="262F38"/>
+          <w:sz w:val="18"/>
         </w:rPr>
       </w:r>
     </w:p>
     <w:p>
       <w:pPr>
-        <w:spacing w:before="0" w:after="24" w:line="245" w:lineRule="auto"/>
-        <w:ind w:left="202" w:hanging="144"/>
-        <w:keepLines/>
+        <w:keepNext w:val="0"/>
+        <w:pageBreakBefore w:val="0"/>
+        <w:spacing w:before="0" w:after="53" w:line="240" w:lineRule="auto"/>
+        <w:ind w:left="245" w:hanging="173"/>
       </w:pPr>
       <w:r>
         <w:rPr>
           <w:rFonts w:ascii="Arial" w:hAnsi="Arial" w:eastAsia="Arial"/>
-          <w:b/>
-          <w:color w:val="7D64A5"/>
-          <w:sz w:val="16"/>
+          <w:b w:val="0"/>
+          <w:color w:val="262F38"/>
+          <w:sz w:val="18"/>
         </w:rPr>
         <w:t>• Contributed deeply to Maktabi/Morasalat across correspondence workflows, routing/tracking, database/reporting components, testing, defect investigation, deployment and production/application support.</w:t>
       </w:r>
       <w:r>
         <w:rPr>
           <w:rFonts w:ascii="Arial" w:hAnsi="Arial" w:eastAsia="Arial"/>
-          <w:color w:val="111111"/>
-          <w:sz w:val="16"/>
+          <w:b w:val="0"/>
+          <w:color w:val="262F38"/>
+          <w:sz w:val="18"/>
         </w:rPr>
       </w:r>
     </w:p>
     <w:p>
       <w:pPr>
-        <w:spacing w:before="0" w:after="24" w:line="245" w:lineRule="auto"/>
-        <w:ind w:left="202" w:hanging="144"/>
-        <w:keepLines/>
+        <w:keepNext w:val="0"/>
+        <w:pageBreakBefore w:val="0"/>
+        <w:spacing w:before="0" w:after="53" w:line="240" w:lineRule="auto"/>
+        <w:ind w:left="245" w:hanging="173"/>
       </w:pPr>
       <w:r>
         <w:rPr>
           <w:rFonts w:ascii="Arial" w:hAnsi="Arial" w:eastAsia="Arial"/>
-          <w:b/>
-          <w:color w:val="7D64A5"/>
-          <w:sz w:val="16"/>
+          <w:b w:val="0"/>
+          <w:color w:val="262F38"/>
+          <w:sz w:val="18"/>
         </w:rPr>
         <w:t>• Delivered/contributed to International Schools, Crisis Management, Asset Management, Ministry of Agriculture and Al Wahat Club Management System for Royal Court Affairs, spanning architecture, development, integrations, reporting, deployment, training and support.</w:t>
       </w:r>
       <w:r>
         <w:rPr>
           <w:rFonts w:ascii="Arial" w:hAnsi="Arial" w:eastAsia="Arial"/>
-          <w:color w:val="111111"/>
-          <w:sz w:val="16"/>
+          <w:b w:val="0"/>
+          <w:color w:val="262F38"/>
+          <w:sz w:val="18"/>
         </w:rPr>
       </w:r>
     </w:p>
     <w:p>
       <w:pPr>
-        <w:keepNext/>
+        <w:keepNext w:val="0"/>
+        <w:pageBreakBefore w:val="0"/>
         <w:tabs>
-          <w:tab w:pos="10440" w:val="right"/>
+          <w:tab w:pos="10080" w:val="right"/>
         </w:tabs>
-        <w:spacing w:before="100" w:after="0" w:line="245" w:lineRule="auto"/>
-        <w:keepLines/>
+        <w:spacing w:before="50" w:after="56" w:line="240" w:lineRule="auto"/>
       </w:pPr>
       <w:r>
         <w:rPr>
-          <w:rFonts w:ascii="Arial" w:hAnsi="Arial" w:eastAsia="Arial"/>
+          <w:rFonts w:ascii="Arial" w:hAnsi="Arial"/>
           <w:b/>
-          <w:color w:val="49356D"/>
-          <w:sz w:val="17"/>
+          <w:color w:val="183B56"/>
+          <w:sz w:val="18"/>
         </w:rPr>
         <w:t>Keyframe Egypt | Cairo, Egypt</w:t>
       </w:r>
       <w:r>
+        <w:tab/>
+      </w:r>
+      <w:r>
         <w:rPr>
-          <w:rFonts w:ascii="Arial" w:hAnsi="Arial" w:eastAsia="Arial"/>
+          <w:rFonts w:ascii="Arial" w:hAnsi="Arial"/>
           <w:b/>
-          <w:color w:val="49356D"/>
+          <w:color w:val="46525E"/>
           <w:sz w:val="17"/>
         </w:rPr>
-        <w:tab/>
         <w:t>04/2011 - 05/2016</w:t>
       </w:r>
     </w:p>
     <w:p>
       <w:pPr>
         <w:keepNext/>
-        <w:spacing w:before="0" w:after="20" w:line="245" w:lineRule="auto"/>
-        <w:keepLines/>
+        <w:pageBreakBefore w:val="0"/>
+        <w:spacing w:before="0" w:after="28" w:line="240" w:lineRule="auto"/>
       </w:pPr>
       <w:r>
         <w:rPr>
           <w:rFonts w:ascii="Arial" w:hAnsi="Arial" w:eastAsia="Arial"/>
           <w:b/>
-          <w:color w:val="7D64A5"/>
-          <w:sz w:val="17"/>
+          <w:color w:val="183B56"/>
+          <w:sz w:val="18"/>
         </w:rPr>
         <w:t>Development Team Leader &amp; Senior Full-Stack Developer</w:t>
       </w:r>
     </w:p>
     <w:p>
       <w:pPr>
-        <w:spacing w:before="0" w:after="24" w:line="245" w:lineRule="auto"/>
-        <w:ind w:left="202" w:hanging="144"/>
-        <w:keepLines/>
+        <w:keepNext w:val="0"/>
+        <w:pageBreakBefore w:val="0"/>
+        <w:spacing w:before="0" w:after="53" w:line="240" w:lineRule="auto"/>
+        <w:ind w:left="245" w:hanging="173"/>
       </w:pPr>
       <w:r>
         <w:rPr>
           <w:rFonts w:ascii="Arial" w:hAnsi="Arial" w:eastAsia="Arial"/>
-          <w:b/>
-          <w:color w:val="7D64A5"/>
-          <w:sz w:val="16"/>
+          <w:b w:val="0"/>
+          <w:color w:val="262F38"/>
+          <w:sz w:val="18"/>
         </w:rPr>
         <w:t>• Led a 6-person development team while remaining deeply hands-on across 150+ major and mid-sized projects, excluding small engagements, shaping application structure, reusable components, database/reporting approaches, integrations, testing and deployment.</w:t>
       </w:r>
       <w:r>
         <w:rPr>
           <w:rFonts w:ascii="Arial" w:hAnsi="Arial" w:eastAsia="Arial"/>
-          <w:color w:val="111111"/>
-          <w:sz w:val="16"/>
+          <w:b w:val="0"/>
+          <w:color w:val="262F38"/>
+          <w:sz w:val="18"/>
         </w:rPr>
       </w:r>
     </w:p>
     <w:p>
       <w:pPr>
-        <w:spacing w:before="0" w:after="24" w:line="245" w:lineRule="auto"/>
-        <w:ind w:left="202" w:hanging="144"/>
-        <w:keepLines/>
+        <w:keepNext w:val="0"/>
+        <w:pageBreakBefore w:val="0"/>
+        <w:spacing w:before="0" w:after="53" w:line="240" w:lineRule="auto"/>
+        <w:ind w:left="245" w:hanging="173"/>
       </w:pPr>
       <w:r>
         <w:rPr>
           <w:rFonts w:ascii="Arial" w:hAnsi="Arial" w:eastAsia="Arial"/>
-          <w:b/>
-          <w:color w:val="7D64A5"/>
-          <w:sz w:val="16"/>
+          <w:b w:val="0"/>
+          <w:color w:val="262F38"/>
+          <w:sz w:val="18"/>
         </w:rPr>
         <w:t>• Delivered public-sector and enterprise solutions spanning Ministry of Health work, conference platforms, education and HR systems, support desks and integrations, covering analysis, C#/.NET development, databases, reporting, testing, deployment and support.</w:t>
       </w:r>
     </w:p>
     <w:p>
       <w:pPr>
-        <w:spacing w:line="245" w:lineRule="auto" w:after="24"/>
-        <w:ind w:left="202" w:hanging="144"/>
-        <w:keepLines/>
+        <w:keepNext w:val="0"/>
+        <w:pageBreakBefore w:val="0"/>
+        <w:spacing w:after="53"/>
+        <w:ind w:left="245" w:hanging="173"/>
       </w:pPr>
       <w:r>
         <w:rPr>
-          <w:color w:val="7D64A5"/>
-          <w:sz w:val="16"/>
+          <w:rFonts w:ascii="Arial" w:hAnsi="Arial"/>
+          <w:b w:val="0"/>
+          <w:color w:val="262F38"/>
+          <w:sz w:val="18"/>
         </w:rPr>
         <w:t>• Delivered multiple award-winning digital solutions, including Yashfeen, an ITIDA competition-winning healthcare portal.</w:t>
       </w:r>
@@ -821,93 +855,99 @@
     <CT_P/>
     <w:p>
       <w:pPr>
-        <w:spacing w:before="0" w:after="24" w:line="245" w:lineRule="auto"/>
-        <w:ind w:left="202" w:hanging="144"/>
-        <w:keepLines/>
+        <w:keepNext w:val="0"/>
+        <w:pageBreakBefore w:val="0"/>
+        <w:spacing w:before="0" w:after="53" w:line="240" w:lineRule="auto"/>
+        <w:ind w:left="245" w:hanging="173"/>
       </w:pPr>
       <w:r>
         <w:rPr>
           <w:rFonts w:ascii="Arial" w:hAnsi="Arial" w:eastAsia="Arial"/>
-          <w:b/>
-          <w:color w:val="7D64A5"/>
-          <w:sz w:val="16"/>
+          <w:b w:val="0"/>
+          <w:color w:val="262F38"/>
+          <w:sz w:val="18"/>
         </w:rPr>
         <w:t xml:space="preserve">• </w:t>
       </w:r>
       <w:r>
         <w:rPr>
           <w:rFonts w:ascii="Arial" w:hAnsi="Arial" w:eastAsia="Arial"/>
-          <w:color w:val="111111"/>
-          <w:sz w:val="16"/>
+          <w:b w:val="0"/>
+          <w:color w:val="262F38"/>
+          <w:sz w:val="18"/>
         </w:rPr>
-        <w:t>Built and customized CMS/electronic-publishing solutions, including a custom .NET CMS and reusable electronic-publishing solutions, with multilingual/RTL publishing, workflows, versioning, archiving, permissions, search, SEO, analytics, and integrations.</w:t>
+        <w:t>Built and customized CMS/electronic-publishing solutions, including a custom .NET CMS plus hands-on Umbraco and Kentico work, with multilingual/RTL publishing, workflows, versioning, archiving, permissions, search, SEO, analytics, and integrations.</w:t>
       </w:r>
     </w:p>
     <w:p>
       <w:pPr>
-        <w:keepNext/>
+        <w:keepNext w:val="0"/>
+        <w:pageBreakBefore w:val="0"/>
         <w:tabs>
-          <w:tab w:pos="10440" w:val="right"/>
+          <w:tab w:pos="10080" w:val="right"/>
         </w:tabs>
-        <w:spacing w:before="100" w:after="0" w:line="245" w:lineRule="auto"/>
-        <w:keepLines/>
+        <w:spacing w:before="50" w:after="56" w:line="240" w:lineRule="auto"/>
       </w:pPr>
       <w:r>
         <w:rPr>
-          <w:rFonts w:ascii="Arial" w:hAnsi="Arial" w:eastAsia="Arial"/>
+          <w:rFonts w:ascii="Arial" w:hAnsi="Arial"/>
           <w:b/>
-          <w:color w:val="49356D"/>
-          <w:sz w:val="17"/>
+          <w:color w:val="183B56"/>
+          <w:sz w:val="18"/>
         </w:rPr>
         <w:t>Egyptian Armed Forces | Egypt</w:t>
       </w:r>
       <w:r>
+        <w:tab/>
+      </w:r>
+      <w:r>
         <w:rPr>
-          <w:rFonts w:ascii="Arial" w:hAnsi="Arial" w:eastAsia="Arial"/>
+          <w:rFonts w:ascii="Arial" w:hAnsi="Arial"/>
           <w:b/>
-          <w:color w:val="49356D"/>
+          <w:color w:val="46525E"/>
           <w:sz w:val="17"/>
         </w:rPr>
-        <w:tab/>
         <w:t>04/2008 - 10/2010</w:t>
       </w:r>
     </w:p>
     <w:p>
       <w:pPr>
         <w:keepNext/>
-        <w:spacing w:before="0" w:after="20" w:line="245" w:lineRule="auto"/>
-        <w:keepLines/>
+        <w:pageBreakBefore w:val="0"/>
+        <w:spacing w:before="0" w:after="28" w:line="240" w:lineRule="auto"/>
       </w:pPr>
       <w:r>
         <w:rPr>
           <w:rFonts w:ascii="Arial" w:hAnsi="Arial" w:eastAsia="Arial"/>
           <w:b/>
-          <w:color w:val="7D64A5"/>
-          <w:sz w:val="17"/>
+          <w:color w:val="183B56"/>
+          <w:sz w:val="18"/>
         </w:rPr>
         <w:t>Linux Systems &amp; Web Developer</w:t>
       </w:r>
     </w:p>
     <w:p>
       <w:pPr>
-        <w:spacing w:before="0" w:after="24" w:line="245" w:lineRule="auto"/>
-        <w:ind w:left="202" w:hanging="144"/>
-        <w:keepLines/>
+        <w:keepNext w:val="0"/>
+        <w:pageBreakBefore w:val="0"/>
+        <w:spacing w:before="0" w:after="53" w:line="240" w:lineRule="auto"/>
+        <w:ind w:left="245" w:hanging="173"/>
       </w:pPr>
       <w:r>
         <w:rPr>
           <w:rFonts w:ascii="Arial" w:hAnsi="Arial" w:eastAsia="Arial"/>
-          <w:b/>
-          <w:color w:val="7D64A5"/>
-          <w:sz w:val="16"/>
+          <w:b w:val="0"/>
+          <w:color w:val="262F38"/>
+          <w:sz w:val="18"/>
         </w:rPr>
         <w:t xml:space="preserve">• </w:t>
       </w:r>
       <w:r>
         <w:rPr>
           <w:rFonts w:ascii="Arial" w:hAnsi="Arial" w:eastAsia="Arial"/>
-          <w:color w:val="111111"/>
-          <w:sz w:val="16"/>
+          <w:b w:val="0"/>
+          <w:color w:val="262F38"/>
+          <w:sz w:val="18"/>
         </w:rPr>
         <w:t>Contributed to Egypt's first Linux distribution, working on Linux from Scratch builds, kernel modules, optimization, and platform hardening; also built secure internal ASP.NET/SQL Server applications.</w:t>
       </w:r>
@@ -915,80 +955,85 @@
     <w:p>
       <w:pPr>
         <w:keepNext/>
-        <w:spacing w:before="120" w:after="40" w:line="245" w:lineRule="auto"/>
+        <w:spacing w:before="114" w:after="64" w:line="240" w:lineRule="auto"/>
+        <w:pageBreakBefore w:val="0"/>
         <w:pBdr>
-          <w:bottom w:val="single" w:sz="5" w:space="1" w:color="C7D6DB"/>
-          <w:left w:val="single" w:sz="16" w:space="3" w:color="7D64A5"/>
+          <w:bottom w:val="single" w:sz="5" w:space="3" w:color="B8C5D1"/>
         </w:pBdr>
-        <w:keepLines/>
-        <w:ind w:left="101"/>
       </w:pPr>
       <w:r>
         <w:rPr>
-          <w:rFonts w:ascii="Aptos Display" w:hAnsi="Aptos Display" w:eastAsia="Arial"/>
+          <w:rFonts w:ascii="Arial" w:hAnsi="Arial" w:eastAsia="Arial"/>
           <w:b/>
-          <w:color w:val="49356D"/>
-          <w:sz w:val="18"/>
+          <w:color w:val="183B56"/>
+          <w:sz w:val="19"/>
         </w:rPr>
         <w:t>LEADERSHIP APPOINTMENTS &amp; GOVERNANCE CONTRIBUTIONS</w:t>
       </w:r>
     </w:p>
     <w:p>
       <w:pPr>
-        <w:spacing w:before="0" w:after="24" w:line="245" w:lineRule="auto"/>
-        <w:ind w:left="202" w:hanging="144"/>
-        <w:keepLines/>
+        <w:keepNext w:val="0"/>
+        <w:pageBreakBefore w:val="0"/>
+        <w:spacing w:before="0" w:after="53" w:line="240" w:lineRule="auto"/>
+        <w:ind w:left="245" w:hanging="173"/>
       </w:pPr>
       <w:r>
         <w:rPr>
           <w:rFonts w:ascii="Arial" w:hAnsi="Arial" w:eastAsia="Arial"/>
-          <w:b/>
-          <w:color w:val="7D64A5"/>
-          <w:sz w:val="16"/>
+          <w:b w:val="0"/>
+          <w:color w:val="262F38"/>
+          <w:sz w:val="18"/>
         </w:rPr>
         <w:t>• Member, Egypt Digital Transformation Committee supporting the World Bank Group B-READY Assessment (2025-2026): contributed technical input on digitization, modernization and national competitiveness.</w:t>
       </w:r>
       <w:r>
         <w:rPr>
           <w:rFonts w:ascii="Arial" w:hAnsi="Arial" w:eastAsia="Arial"/>
-          <w:color w:val="111111"/>
-          <w:sz w:val="16"/>
+          <w:b w:val="0"/>
+          <w:color w:val="262F38"/>
+          <w:sz w:val="18"/>
         </w:rPr>
       </w:r>
     </w:p>
     <w:p>
       <w:pPr>
-        <w:spacing w:before="0" w:after="24" w:line="245" w:lineRule="auto"/>
-        <w:ind w:left="202" w:hanging="144"/>
-        <w:keepLines/>
+        <w:keepNext w:val="0"/>
+        <w:pageBreakBefore w:val="0"/>
+        <w:spacing w:before="0" w:after="53" w:line="240" w:lineRule="auto"/>
+        <w:ind w:left="245" w:hanging="173"/>
       </w:pPr>
       <w:r>
         <w:rPr>
           <w:rFonts w:ascii="Arial" w:hAnsi="Arial" w:eastAsia="Arial"/>
-          <w:b/>
-          <w:color w:val="7D64A5"/>
-          <w:sz w:val="16"/>
+          <w:b w:val="0"/>
+          <w:color w:val="262F38"/>
+          <w:sz w:val="18"/>
         </w:rPr>
         <w:t>• Board Member - National Blood Operations Oversight (2021-2024), appointed by Egypt’s Minister of Health: oversaw digital governance, data integrity and technology standards for the national blood-supply system.</w:t>
       </w:r>
       <w:r>
         <w:rPr>
           <w:rFonts w:ascii="Arial" w:hAnsi="Arial" w:eastAsia="Arial"/>
-          <w:color w:val="111111"/>
-          <w:sz w:val="16"/>
+          <w:b w:val="0"/>
+          <w:color w:val="262F38"/>
+          <w:sz w:val="18"/>
         </w:rPr>
       </w:r>
     </w:p>
     <w:p>
       <w:pPr>
-        <w:spacing w:line="245" w:lineRule="auto" w:after="24"/>
-        <w:ind w:left="202" w:hanging="144"/>
-        <w:keepLines/>
+        <w:keepNext w:val="0"/>
+        <w:pageBreakBefore w:val="0"/>
+        <w:spacing w:after="53"/>
+        <w:ind w:left="245" w:hanging="173"/>
       </w:pPr>
       <w:r>
         <w:rPr>
-          <w:color w:val="7D64A5"/>
-          <w:sz w:val="16"/>
+          <w:rFonts w:ascii="Arial" w:hAnsi="Arial"/>
+          <w:b w:val="0"/>
+          <w:color w:val="262F38"/>
+          <w:sz w:val="18"/>
         </w:rPr>
         <w:t>• Governance Lead - National Pharmaceutical Track &amp; Trace Program (2021-2024): shaped governance, compliance, interoperability, data integrity and technology roadmap across UPA, EDA and Ministry of Health stakeholders.</w:t>
       </w:r>
@@ -996,137 +1041,187 @@
     <w:p>
       <w:pPr>
         <w:keepNext/>
-        <w:spacing w:before="120" w:after="40" w:line="245" w:lineRule="auto"/>
+        <w:spacing w:before="114" w:after="64" w:line="240" w:lineRule="auto"/>
+        <w:pageBreakBefore w:val="0"/>
         <w:pBdr>
-          <w:bottom w:val="single" w:sz="5" w:space="1" w:color="C7D6DB"/>
-          <w:left w:val="single" w:sz="16" w:space="3" w:color="7D64A5"/>
+          <w:bottom w:val="single" w:sz="5" w:space="3" w:color="B8C5D1"/>
         </w:pBdr>
-        <w:keepLines/>
-        <w:ind w:left="101"/>
       </w:pPr>
       <w:r>
         <w:rPr>
-          <w:rFonts w:ascii="Aptos Display" w:hAnsi="Aptos Display" w:eastAsia="Arial"/>
+          <w:rFonts w:ascii="Arial" w:hAnsi="Arial" w:eastAsia="Arial"/>
           <w:b/>
-          <w:color w:val="49356D"/>
-          <w:sz w:val="18"/>
+          <w:color w:val="183B56"/>
+          <w:sz w:val="19"/>
         </w:rPr>
         <w:t>TECHNICAL &amp; MANAGEMENT CAPABILITIES</w:t>
       </w:r>
     </w:p>
     <w:p>
       <w:pPr>
-        <w:spacing w:before="0" w:after="40" w:line="245" w:lineRule="auto"/>
+        <w:keepNext w:val="0"/>
+        <w:pageBreakBefore w:val="0"/>
+        <w:spacing w:before="0" w:after="56" w:line="240" w:lineRule="auto"/>
+      </w:pPr>
+      <w:r>
+        <w:rPr>
+          <w:rFonts w:ascii="Arial" w:hAnsi="Arial"/>
+          <w:b/>
+          <w:color w:val="183B56"/>
+          <w:sz w:val="18"/>
+        </w:rPr>
+        <w:t xml:space="preserve">Enterprise Architecture: </w:t>
+      </w:r>
+      <w:r>
+        <w:rPr>
+          <w:rFonts w:ascii="Arial" w:hAnsi="Arial"/>
+          <w:b w:val="0"/>
+          <w:color w:val="262F38"/>
+          <w:sz w:val="18"/>
+        </w:rPr>
+        <w:t>Business/Capability Alignment, Current/Target State, Principles &amp; Standards, Reference Patterns, Decision Governance, Portfolio Modernization, Transition Roadmaps</w:t>
+      </w:r>
+    </w:p>
+    <w:p>
+      <w:pPr>
+        <w:keepNext w:val="0"/>
+        <w:pageBreakBefore w:val="0"/>
+        <w:spacing w:before="0" w:after="56" w:line="240" w:lineRule="auto"/>
+      </w:pPr>
+      <w:r>
+        <w:rPr>
+          <w:rFonts w:ascii="Arial" w:hAnsi="Arial"/>
+          <w:b/>
+          <w:color w:val="183B56"/>
+          <w:sz w:val="18"/>
+        </w:rPr>
+        <w:t xml:space="preserve">Solution &amp; Platform: </w:t>
+      </w:r>
+      <w:r>
+        <w:rPr>
+          <w:rFonts w:ascii="Arial" w:hAnsi="Arial"/>
+          <w:b w:val="0"/>
+          <w:color w:val="262F38"/>
+          <w:sz w:val="18"/>
+        </w:rPr>
+        <w:t>Application Architecture, API-First/Integration Architecture, Configurable Platforms, Shared Services, Workflow/RBAC/DMS/CMS, Security &amp; Resilience</w:t>
+      </w:r>
+    </w:p>
+    <w:p>
+      <w:pPr>
+        <w:keepNext w:val="0"/>
+        <w:pageBreakBefore w:val="0"/>
+        <w:spacing w:before="0" w:after="56" w:line="240" w:lineRule="auto"/>
+      </w:pPr>
+      <w:r>
+        <w:rPr>
+          <w:rFonts w:ascii="Arial" w:hAnsi="Arial"/>
+          <w:b/>
+          <w:color w:val="183B56"/>
+          <w:sz w:val="18"/>
+        </w:rPr>
+        <w:t xml:space="preserve">Data &amp; Integration: </w:t>
+      </w:r>
+      <w:r>
+        <w:rPr>
+          <w:rFonts w:ascii="Arial" w:hAnsi="Arial"/>
+          <w:b w:val="0"/>
+          <w:color w:val="262F38"/>
+          <w:sz w:val="18"/>
+        </w:rPr>
+        <w:t>Data Architecture/Governance, MDM, Data Quality, REST/SOAP, JSON, API Contracts, Dynamics 365 Connectivity | NFRs: Security, Performance, Resilience, Observability, Continuity/DR</w:t>
+      </w:r>
+    </w:p>
+    <w:p>
+      <w:pPr>
+        <w:keepNext w:val="0"/>
+        <w:pageBreakBefore w:val="0"/>
+        <w:spacing w:before="0" w:after="56" w:line="240" w:lineRule="auto"/>
+      </w:pPr>
+      <w:r>
+        <w:rPr>
+          <w:rFonts w:ascii="Arial" w:hAnsi="Arial"/>
+          <w:b/>
+          <w:color w:val="183B56"/>
+          <w:sz w:val="18"/>
+        </w:rPr>
+        <w:t xml:space="preserve">Engineering Foundation: </w:t>
+      </w:r>
+      <w:r>
+        <w:rPr>
+          <w:rFonts w:ascii="Arial" w:hAnsi="Arial"/>
+          <w:b w:val="0"/>
+          <w:color w:val="262F38"/>
+          <w:sz w:val="18"/>
+        </w:rPr>
+        <w:t>C#, .NET/ASP.NET Web Forms/Core/Web API, EF/LINQ, JavaScript, SQL Server, PostgreSQL, MySQL, Redis, Telerik/Kendo/Infragistics, Reporting, Git/TFS, Jenkins, Postman/Swagger</w:t>
+      </w:r>
+    </w:p>
+    <w:p>
+      <w:pPr>
+        <w:keepNext/>
+        <w:spacing w:before="114" w:after="64" w:line="240" w:lineRule="auto"/>
+        <w:pageBreakBefore w:val="0"/>
+        <w:pBdr>
+          <w:bottom w:val="single" w:sz="5" w:space="3" w:color="B8C5D1"/>
+        </w:pBdr>
       </w:pPr>
       <w:r>
         <w:rPr>
           <w:rFonts w:ascii="Arial" w:hAnsi="Arial" w:eastAsia="Arial"/>
           <w:b/>
-          <w:color w:val="123B4A"/>
-          <w:sz w:val="16"/>
-        </w:rPr>
-        <w:t>Enterprise Architecture: Business/Capability Alignment, Current/Target State, Principles &amp; Standards, Reference Patterns, Decision Governance, Portfolio Modernization, Transition Roadmaps</w:t>
-      </w:r>
-    </w:p>
-    <w:p>
-      <w:pPr>
-        <w:spacing w:before="0" w:after="40" w:line="245" w:lineRule="auto"/>
-      </w:pPr>
-      <w:r>
-        <w:rPr>
-          <w:rFonts w:ascii="Arial" w:hAnsi="Arial" w:eastAsia="Arial"/>
-          <w:b/>
-          <w:color w:val="123B4A"/>
-          <w:sz w:val="16"/>
-        </w:rPr>
-        <w:t>Solution &amp; Platform: Application Architecture, API-First/Integration Architecture, Configurable Platforms, Shared Services, Workflow/RBAC/DMS/CMS, Security &amp; Resilience</w:t>
-      </w:r>
-    </w:p>
-    <w:p>
-      <w:pPr>
-        <w:spacing w:before="0" w:after="40" w:line="245" w:lineRule="auto"/>
-      </w:pPr>
-      <w:r>
-        <w:rPr>
-          <w:rFonts w:ascii="Arial" w:hAnsi="Arial" w:eastAsia="Arial"/>
-          <w:b/>
-          <w:color w:val="123B4A"/>
-          <w:sz w:val="16"/>
-        </w:rPr>
-        <w:t>Data &amp; Integration: Data Architecture/Governance, MDM, Data Quality, REST/SOAP, GraphQL, JSON, API Contracts, Dynamics 365 Connectivity | NFRs: Security, Performance, Resilience, Observability, Continuity/DR</w:t>
-      </w:r>
-    </w:p>
-    <w:p>
-      <w:pPr>
-        <w:spacing w:before="0" w:after="40" w:line="245" w:lineRule="auto"/>
-      </w:pPr>
-      <w:r>
-        <w:rPr>
-          <w:rFonts w:ascii="Arial" w:hAnsi="Arial" w:eastAsia="Arial"/>
-          <w:b/>
-          <w:color w:val="123B4A"/>
-          <w:sz w:val="16"/>
-        </w:rPr>
-        <w:t>Engineering Foundation: C#, .NET/ASP.NET, EF/LINQ, JavaScript, React, Node.js, SQL Server/PostgreSQL/MySQL, Redis, Umbraco/Kentico, Telerik/Kendo/Infragistics, Git/TFS, Jenkins, Docker, Postman/Swagger, Rider, DataGrip</w:t>
-      </w:r>
-      <w:r>
-        <w:rPr>
-          <w:rFonts w:ascii="Arial" w:hAnsi="Arial" w:eastAsia="Arial"/>
-          <w:color w:val="111111"/>
-          <w:sz w:val="16"/>
-        </w:rPr>
-      </w:r>
-    </w:p>
-    <w:p>
-      <w:pPr>
-        <w:keepNext/>
-        <w:spacing w:before="120" w:after="40" w:line="245" w:lineRule="auto"/>
-        <w:pBdr>
-          <w:bottom w:val="single" w:sz="5" w:space="1" w:color="C7D6DB"/>
-          <w:left w:val="single" w:sz="16" w:space="3" w:color="7D64A5"/>
-        </w:pBdr>
-        <w:keepLines/>
-        <w:ind w:left="101"/>
-      </w:pPr>
-      <w:r>
-        <w:rPr>
-          <w:rFonts w:ascii="Aptos Display" w:hAnsi="Aptos Display" w:eastAsia="Arial"/>
-          <w:b/>
-          <w:color w:val="49356D"/>
-          <w:sz w:val="18"/>
+          <w:color w:val="183B56"/>
+          <w:sz w:val="19"/>
         </w:rPr>
         <w:t>EDUCATION &amp; LANGUAGES</w:t>
       </w:r>
     </w:p>
     <w:p>
       <w:pPr>
-        <w:spacing w:before="0" w:after="40" w:line="245" w:lineRule="auto"/>
+        <w:keepNext/>
+        <w:pageBreakBefore w:val="0"/>
+        <w:spacing w:before="84" w:after="18" w:line="247" w:lineRule="auto"/>
       </w:pPr>
       <w:r>
         <w:rPr>
-          <w:sz w:val="16"/>
+          <w:rFonts w:ascii="Arial" w:hAnsi="Arial"/>
+          <w:b/>
+          <w:color w:val="183B56"/>
+          <w:sz w:val="18"/>
         </w:rPr>
-        <w:t>Education: B.Sc. in Computer Science, Faculty of Computers &amp; Informatics, Zagazig University | 2003-2007</w:t>
+        <w:t xml:space="preserve">Education: </w:t>
+      </w:r>
+      <w:r>
+        <w:rPr>
+          <w:rFonts w:ascii="Arial" w:hAnsi="Arial"/>
+          <w:b w:val="0"/>
+          <w:color w:val="262F38"/>
+          <w:sz w:val="18"/>
+        </w:rPr>
+        <w:t>B.Sc. in Computer Science, Faculty of Computers &amp; Informatics, Zagazig University | 2003-2007</w:t>
       </w:r>
     </w:p>
     <w:p>
       <w:pPr>
-        <w:spacing w:before="0" w:after="40" w:line="245" w:lineRule="auto"/>
+        <w:keepNext w:val="0"/>
+        <w:pageBreakBefore w:val="0"/>
+        <w:spacing w:before="0" w:after="56" w:line="247" w:lineRule="auto"/>
       </w:pPr>
       <w:r>
         <w:rPr>
-          <w:rFonts w:ascii="Arial" w:hAnsi="Arial" w:eastAsia="Arial"/>
+          <w:rFonts w:ascii="Arial" w:hAnsi="Arial"/>
           <w:b/>
-          <w:color w:val="123B4A"/>
-          <w:sz w:val="16"/>
+          <w:color w:val="183B56"/>
+          <w:sz w:val="18"/>
         </w:rPr>
         <w:t xml:space="preserve">Languages: </w:t>
       </w:r>
       <w:r>
         <w:rPr>
-          <w:rFonts w:ascii="Arial" w:hAnsi="Arial" w:eastAsia="Arial"/>
-          <w:color w:val="111111"/>
-          <w:sz w:val="16"/>
+          <w:rFonts w:ascii="Arial" w:hAnsi="Arial"/>
+          <w:b w:val="0"/>
+          <w:color w:val="262F38"/>
+          <w:sz w:val="18"/>
         </w:rPr>
         <w:t>Arabic (Native) | English (Professional Working Proficiency)</w:t>
       </w:r>
@@ -1134,7 +1229,7 @@
     <w:sectPr>
       <w:footerReference w:type="default" r:id="rId9"/>
       <w:pgSz w:w="12240" w:h="15840"/>
-      <w:pgMar w:top="691" w:right="893" w:bottom="691" w:left="893" w:header="720" w:footer="720" w:gutter="0"/>
+      <w:pgMar w:top="821" w:right="950" w:bottom="821" w:left="950" w:header="720" w:footer="346" w:gutter="0"/>
       <w:cols w:space="720"/>
       <w:docGrid w:linePitch="360"/>
     </w:sectPr>
@@ -1152,11 +1247,18 @@
     </w:pPr>
     <w:r>
       <w:rPr>
-        <w:rFonts w:ascii="Aptos" w:hAnsi="Aptos"/>
-        <w:color w:val="49356D"/>
+        <w:rFonts w:ascii="Arial" w:hAnsi="Arial"/>
+        <w:color w:val="6E7680"/>
         <w:sz w:val="13"/>
       </w:rPr>
-      <w:t>Mahmoud Salama | Enterprise Architect | 2026</w:t>
+    </w:r>
+    <w:r>
+      <w:rPr>
+        <w:rFonts w:ascii="Arial" w:hAnsi="Arial"/>
+        <w:color w:val="6E7680"/>
+        <w:sz w:val="13"/>
+      </w:rPr>
+      <w:t>MAHMOUD SALAMA</w:t>
     </w:r>
   </w:p>
 </w:ftr>
@@ -1526,12 +1628,12 @@
     <w:qFormat/>
     <w:rsid w:val="00FC693F"/>
     <w:pPr>
-      <w:spacing w:after="0" w:line="240" w:lineRule="auto"/>
+      <w:spacing w:after="56" w:line="252" w:lineRule="auto"/>
     </w:pPr>
     <w:rPr>
-      <w:rFonts w:ascii="Aptos" w:hAnsi="Aptos"/>
-      <w:color w:val="26323A"/>
-      <w:sz w:val="17"/>
+      <w:rFonts w:ascii="Arial" w:hAnsi="Arial"/>
+      <w:color w:val="262F38"/>
+      <w:sz w:val="18"/>
     </w:rPr>
   </w:style>
   <w:style w:type="paragraph" w:styleId="Header">
